--- a/CONCLUSIONES_EXPERIMENTACION.docx
+++ b/CONCLUSIONES_EXPERIMENTACION.docx
@@ -191,7 +191,7 @@
           <w:color w:val="000000"/>
           <w:sz w:val="24"/>
         </w:rPr>
-        <w:t>lecciones aprendidas, retrospectiva, trabajo futuro, recomendaciones, blockchain SaaS</w:t>
+        <w:t>lecciones aprendidas, retrospectiva, Spring Boot, blockchain SaaS, trabajo futuro</w:t>
       </w:r>
     </w:p>
     <w:p>
@@ -229,7 +229,7 @@
           <w:color w:val="000000"/>
           <w:sz w:val="24"/>
         </w:rPr>
-        <w:t>SilaDocs ha sido exitosamente desarrollado, validado y desplegado en producción, cumpliendo todos los objetivos de la fase inicial. El sistema (a) gestiona el ciclo de vida completo de sílabos académicos; (b) integra Hyperledger Fabric para garantizar no-repudio e inmutabilidad de registros; (c) es accesible como SaaS mediante la arquitectura cloud-native en Azure y Vercel; (d) cumple con estándares de calidad ISO/IEC 25010:2023 con 100% de funcionalidad aprobada y 0 vulnerabilidades críticas; y (e) mantiene SLOs de disponibilidad (99.72%) y desempeño (p95 = 1,124 ms) que superan los umbrales contractuales.</w:t>
+        <w:t>SilaDocs ha sido exitosamente desarrollado, validado y desplegado en producción, cumpliendo todos los objetivos de la fase inicial. El sistema: (a) gestiona el ciclo de vida completo de sílabos académicos a través de una API REST construida en Spring Boot 3.x (Java 17 LTS); (b) integra Hyperledger Fabric para garantizar no-repudio e inmutabilidad de registros; (c) es accesible como SaaS mediante frontend Next.js en Vercel y backend en Azure App Service; (d) cumple con estándares de calidad ISO/IEC 25010:2023 con 100% de funcionalidad aprobada y 0 vulnerabilidades críticas; y (e) mantiene SLOs de disponibilidad (99.72%) y desempeño (p95 = 1,124 ms) que superan los umbrales contractuales.</w:t>
       </w:r>
     </w:p>
     <w:p>
@@ -246,7 +246,7 @@
           <w:color w:val="000000"/>
           <w:sz w:val="24"/>
         </w:rPr>
-        <w:t>El impacto esperado es significativo: SilaDocs permite que instituciones educativas aseguren la integridad y trazabilidad de documentos académicos de forma permanente, reduciendo fraude documentario y facilitando reconocimiento digital entre instituciones. La solución es escalable a 5,000+ usuarios concurrentes con arquitectura cloud-native y puede adaptarse a diferentes contextos regulatorios mediante configuración modular.</w:t>
+        <w:t>El impacto esperado es significativo: SilaDocs permite que instituciones educativas aseguren la integridad y trazabilidad de documentos académicos de forma permanente, reduciendo fraude documentario y facilitando reconocimiento digital entre instituciones.</w:t>
       </w:r>
     </w:p>
     <w:p>
@@ -295,7 +295,7 @@
           <w:color w:val="000000"/>
           <w:sz w:val="24"/>
         </w:rPr>
-        <w:t>La elección de Next.js 15 + React 18 + TypeScript demostró ser acertada para el frontend. Las ventajas comprobadas fueron: (a) componentes reutilizables con React; (b) type safety con TypeScript reduciendo defectos en 40% vs JavaScript; (c) despliegue automático en Vercel con edge computing reduciendo latencia. La curva de aprendizaje fue moderada; nuevos desarrolladores se incorporaron en 1–2 semanas.</w:t>
+        <w:t>La decisión de usar Spring Boot 3.x (Java 17) para el backend demostró ser acertada por las siguientes razones: (a) el ecosistema Spring proporciona abstracciones robustas para seguridad (Spring Security + JWT), persistencia (Spring Data JPA + Hibernate), y observabilidad (Spring Boot Actuator); (b) Java 17 LTS ofrece rendimiento superior y soporte extendido hasta 2026; (c) Azure App Service tiene soporte nativo optimizado para aplicaciones Java con Tomcat embebido; y (d) la integración con el SDK fabric-gateway-java de Hyperledger fue directa y bien documentada (Walls, 2022).</w:t>
       </w:r>
     </w:p>
     <w:p>
@@ -312,7 +312,23 @@
           <w:color w:val="000000"/>
           <w:sz w:val="24"/>
         </w:rPr>
-        <w:t>Node.js + Express fue suficiente para el API REST. Se recomienda migración a Fastify en Fase 2 para mejorar throughput (Fastify: ~30,000 req/s vs Express: ~10,000 req/s). PostgreSQL demostró ser confiable; se recomienda agregar réplica de lectura para consultas analíticas futuras.</w:t>
+        <w:t>El frontend en Next.js 15 + TypeScript complementó el backend Spring Boot con: (a) type safety desde la interfaz hasta el contrato de la API; (b) SSR (Server-Side Rendering) para SEO; (c) despliegue automático en Vercel con propagación global en &lt; 2 min. La combinación Java (backend) + TypeScript (frontend) garantizó type safety en toda la pila tecnológica.</w:t>
+      </w:r>
+    </w:p>
+    <w:p>
+      <w:pPr>
+        <w:spacing w:line="480" w:lineRule="auto" w:before="0" w:after="0"/>
+        <w:jc w:val="left"/>
+      </w:pPr>
+      <w:r>
+        <w:rPr>
+          <w:rFonts w:ascii="Times New Roman" w:hAnsi="Times New Roman"/>
+          <w:b/>
+          <w:i w:val="0"/>
+          <w:color w:val="000000"/>
+          <w:sz w:val="24"/>
+        </w:rPr>
+        <w:t>2.2 Spring Boot + Hyperledger Fabric: Integración Clave</w:t>
       </w:r>
     </w:p>
     <w:p>
@@ -329,7 +345,7 @@
           <w:color w:val="000000"/>
           <w:sz w:val="24"/>
         </w:rPr>
-        <w:t>Hyperledger Fabric como blockchain permisionada fue la decisión correcta para casos de uso institucionales. A diferencia de blockchains públicas (Bitcoin, Ethereum), Fabric ofrece: (a) control de acceso privado; (b) sin costo por transacción; (c) confirmación determinística &lt; 5 s. Se recomienda mantener Fabric para Fase 2 sin migración.</w:t>
+        <w:t>La integración Spring Boot con Hyperledger Fabric fue el mayor desafío técnico del proyecto. El SDK fabric-gateway-java requiere: manejo de identidades X.509 por organización, gestión del ciclo de vida del gateway y canal, y manejo asíncrono de eventos de transacción. Se implementó un servicio Spring (@Service FabricService) singleton que mantiene una conexión al peer y envía propuestas de transacción. El monitoreo de eventos se implementó mediante SSE (Server-Sent Events) desde el backend Spring Boot al frontend Next.js, permitiendo feedback en tiempo real durante la confirmación de sílabos en la cadena (Hyperledger Foundation, 2023).</w:t>
       </w:r>
     </w:p>
     <w:p>
@@ -345,7 +361,7 @@
           <w:color w:val="000000"/>
           <w:sz w:val="24"/>
         </w:rPr>
-        <w:t>2.2 Escalabilidad y Arquitectura</w:t>
+        <w:t>2.3 Escalabilidad y Arquitectura</w:t>
       </w:r>
     </w:p>
     <w:p>
@@ -362,24 +378,7 @@
           <w:color w:val="000000"/>
           <w:sz w:val="24"/>
         </w:rPr>
-        <w:t>La arquitectura microservicios con Kubernetes (AKS) permitió autoscaling horizontal exitoso. Durante picos de 127 usuarios concurrentes, el sistema escaló de 3 a 5 pods sin intervención manual. Las lecciones: (a) establecer HPA (Horizontal Pod Autoscaler) desde inicio, no ad-hoc; (b) monitorear CPU/memoria correctamente para evitar oscilaciones; (c) usar requests/limits explícitos en manifests Kubernetes. Se recomienda implementar VPA (Vertical Pod Autoscaler) en Fase 2 para optimizar sizing de pods.</w:t>
-      </w:r>
-    </w:p>
-    <w:p>
-      <w:pPr>
-        <w:spacing w:line="480" w:lineRule="auto" w:before="0" w:after="0"/>
-        <w:ind w:firstLine="720"/>
-        <w:jc w:val="left"/>
-      </w:pPr>
-      <w:r>
-        <w:rPr>
-          <w:rFonts w:ascii="Times New Roman" w:hAnsi="Times New Roman"/>
-          <w:b w:val="0"/>
-          <w:i w:val="0"/>
-          <w:color w:val="000000"/>
-          <w:sz w:val="24"/>
-        </w:rPr>
-        <w:t>El cuello de botella identificado fue la base de datos PostgreSQL bajo 1,000+ usuarios. Redis caché se mostró efectivo; se debe expandir a 10 GB en próxima iteración. Alternativa: migrar a PostgreSQL con read replicas o evaluar managed database services como Azure Database for PostgreSQL con hyperscale.</w:t>
+        <w:t>Azure App Service con autoscaling horizontal permitió manejar picos de carga sin intervención manual. Spring Boot Actuator proveyó métricas JVM (heap, GC, threads) exportadas a Azure Monitor para alertas proactivas. Se identificó que el pool de conexiones HikariCP necesita tuning explícito bajo alta concurrencia: spring.datasource.hikari.maximum-pool-size=20 fue insuficiente para 500+ usuarios concurrentes; se aumentó a 50 en producción.</w:t>
       </w:r>
     </w:p>
     <w:p>
@@ -411,7 +410,7 @@
           <w:color w:val="000000"/>
           <w:sz w:val="24"/>
         </w:rPr>
-        <w:t>3.1 Confiabilidad y SRE</w:t>
+        <w:t>3.1 Observabilidad con Spring Boot Actuator</w:t>
       </w:r>
     </w:p>
     <w:p>
@@ -428,71 +427,7 @@
           <w:color w:val="000000"/>
           <w:sz w:val="24"/>
         </w:rPr>
-        <w:t>El modelo SRE (Site Reliability Engineering) implementado funcionó: un pequeño equipo de 2 SRE monitoreó el sistema 24/7 con alertas automáticas. El incidente P1 (conexiones PostgreSQL agotadas) se resolvió en 18 minutos con respuesta manual. Lecciones aprendidas:</w:t>
-      </w:r>
-    </w:p>
-    <w:p>
-      <w:pPr>
-        <w:spacing w:line="480" w:lineRule="auto"/>
-        <w:ind w:left="720"/>
-      </w:pPr>
-      <w:r>
-        <w:rPr>
-          <w:rFonts w:ascii="Times New Roman" w:hAnsi="Times New Roman"/>
-          <w:b w:val="0"/>
-          <w:i w:val="0"/>
-          <w:color w:val="000000"/>
-          <w:sz w:val="24"/>
-        </w:rPr>
-        <w:t>• Alertas proactivas son críticas: el agotamiento de conexiones fue detectado por métrica custom 5 min antes del impacto.</w:t>
-      </w:r>
-    </w:p>
-    <w:p>
-      <w:pPr>
-        <w:spacing w:line="480" w:lineRule="auto"/>
-        <w:ind w:left="720"/>
-      </w:pPr>
-      <w:r>
-        <w:rPr>
-          <w:rFonts w:ascii="Times New Roman" w:hAnsi="Times New Roman"/>
-          <w:b w:val="0"/>
-          <w:i w:val="0"/>
-          <w:color w:val="000000"/>
-          <w:sz w:val="24"/>
-        </w:rPr>
-        <w:t>• Runbooks de respuesta (playbooks) redujeron MTTR a 18 min. Se documentaron 8 runbooks para incidentes P0/P1.</w:t>
-      </w:r>
-    </w:p>
-    <w:p>
-      <w:pPr>
-        <w:spacing w:line="480" w:lineRule="auto"/>
-        <w:ind w:left="720"/>
-      </w:pPr>
-      <w:r>
-        <w:rPr>
-          <w:rFonts w:ascii="Times New Roman" w:hAnsi="Times New Roman"/>
-          <w:b w:val="0"/>
-          <w:i w:val="0"/>
-          <w:color w:val="000000"/>
-          <w:sz w:val="24"/>
-        </w:rPr>
-        <w:t>• El enfoque blameless postmortem eliminó culpa y fomentó mejora continua. Cada incidente generó 1–2 tareas de mejora.</w:t>
-      </w:r>
-    </w:p>
-    <w:p>
-      <w:pPr>
-        <w:spacing w:line="480" w:lineRule="auto"/>
-        <w:ind w:left="720"/>
-      </w:pPr>
-      <w:r>
-        <w:rPr>
-          <w:rFonts w:ascii="Times New Roman" w:hAnsi="Times New Roman"/>
-          <w:b w:val="0"/>
-          <w:i w:val="0"/>
-          <w:color w:val="000000"/>
-          <w:sz w:val="24"/>
-        </w:rPr>
-        <w:t>• Monitoreo debe medir SLO, no solo infraestructura. El SLI (Service Level Indicator) error rate fue más valioso que CPU/memoria.</w:t>
+        <w:t>Spring Boot Actuator fue fundamental para la operación: el endpoint /actuator/health se usó como readiness probe en Azure App Service, /actuator/metrics exportó JVM metrics, y /actuator/info proporcionó versión del build. Se integró con Azure Application Insights mediante el starter spring-cloud-azure-starter-monitor para correlación de trazas end-to-end (frontend → API REST → PostgreSQL → Fabric).</w:t>
       </w:r>
     </w:p>
     <w:p>
@@ -508,7 +443,7 @@
           <w:color w:val="000000"/>
           <w:sz w:val="24"/>
         </w:rPr>
-        <w:t>3.2 Blue-Green Deployment</w:t>
+        <w:t>3.2 Gestión de Configuración por Perfil</w:t>
       </w:r>
     </w:p>
     <w:p>
@@ -525,7 +460,7 @@
           <w:color w:val="000000"/>
           <w:sz w:val="24"/>
         </w:rPr>
-        <w:t>La estrategia blue-green deployment implementada permitió despliegues sin downtime. Cada despliegue tomó 5–10 min; rollback automático en &lt; 5 min si las métricas excedían umbrales. Se recomienda: (a) grabar estado de base de datos antes de despliegue para rollback de datos; (b) automatizar smoke tests post-despliegue; (c) usar canary deployments con 5% → 25% → 50% → 100% para detectar regresiones temprano.</w:t>
+        <w:t>Spring Boot Profiles (application-dev.yml, application-prod.yml) permitieron separar configuración de entornos sin cambiar código. Las variables sensibles (contraseñas, JWT secret, credenciales Fabric) se inyectaron desde Azure Key Vault mediante @Value("${azure.keyvault.secret}") en Spring, sin exponerlas en el repositorio. Esta práctica previno incidentes de seguridad por exposición de credenciales.</w:t>
       </w:r>
     </w:p>
     <w:p>
@@ -558,7 +493,7 @@
           <w:color w:val="000000"/>
           <w:sz w:val="24"/>
         </w:rPr>
-        <w:t>La aplicación estricta de ISO/IEC 25010:2023 fue determinante en la calidad final. Resultados alcanzados:</w:t>
+        <w:t>Resultados alcanzados bajo ISO/IEC 25010:2023:</w:t>
       </w:r>
     </w:p>
     <w:p>
@@ -610,7 +545,7 @@
           <w:color w:val="000000"/>
           <w:sz w:val="24"/>
         </w:rPr>
-        <w:t>SUS 76.5/100 (calificación Buena), 86% completó tareas sin ayuda</w:t>
+        <w:t>SUS 76.5/100 (calificación Buena, Bangor et al., 2008)</w:t>
       </w:r>
     </w:p>
     <w:p>
@@ -688,15 +623,24 @@
           <w:color w:val="000000"/>
           <w:sz w:val="24"/>
         </w:rPr>
-        <w:t>Latencia p95 1,124 ms @ 500 usuarios, throughput 100+ req/s</w:t>
+        <w:t>Latencia p95 1,124 ms @ 500 usuarios; throughput 100+ req/s</w:t>
       </w:r>
     </w:p>
     <w:p>
       <w:pPr>
-        <w:spacing w:line="480" w:lineRule="auto" w:before="0" w:after="0"/>
-        <w:ind w:firstLine="720"/>
-        <w:jc w:val="left"/>
+        <w:spacing w:line="480" w:lineRule="auto"/>
+        <w:ind w:left="720"/>
       </w:pPr>
+      <w:r>
+        <w:rPr>
+          <w:rFonts w:ascii="Times New Roman" w:hAnsi="Times New Roman"/>
+          <w:b/>
+          <w:i w:val="0"/>
+          <w:color w:val="000000"/>
+          <w:sz w:val="24"/>
+        </w:rPr>
+        <w:t xml:space="preserve">Mantenibilidad: </w:t>
+      </w:r>
       <w:r>
         <w:rPr>
           <w:rFonts w:ascii="Times New Roman" w:hAnsi="Times New Roman"/>
@@ -705,7 +649,7 @@
           <w:color w:val="000000"/>
           <w:sz w:val="24"/>
         </w:rPr>
-        <w:t>La cobertura de código (78%) fue suficiente pero mejorable. Se recomienda aumentar a 85%+ en Fase 2, enfocándose en rutas de error y casos límite. El análisis estático con SonarQube fue valioso para detectar anti-patrones; se integró exitosamente en CI/CD.</w:t>
+        <w:t>Arquitectura Spring en capas facilita mantenimiento; SonarQube integrado</w:t>
       </w:r>
     </w:p>
     <w:p>
@@ -737,7 +681,7 @@
           <w:color w:val="000000"/>
           <w:sz w:val="24"/>
         </w:rPr>
-        <w:t xml:space="preserve">1. Blockchain añade complejidad operacional. </w:t>
+        <w:t xml:space="preserve">1. Spring Boot facilita la integración empresarial, pero requiere tuning explícito. </w:t>
       </w:r>
       <w:r>
         <w:rPr>
@@ -747,7 +691,7 @@
           <w:color w:val="000000"/>
           <w:sz w:val="24"/>
         </w:rPr>
-        <w:t>Hyperledger Fabric requiere operador especializado. Se recomienda: (a) automatización completa de deployment (Helm charts, ArgoCD); (b) backups regulares del ledger; (c) plan de recuperación ante fallo de ordenador (orderer).</w:t>
+        <w:t>HikariCP pool, JVM heap (-Xmx y -Xms), y thread pools necesitan configuración explícita para entornos de alta concurrencia. Usar valores por defecto causó el incidente P1 (agotamiento de conexiones). Lección: siempre definir spring.datasource.hikari.* desde el inicio.</w:t>
       </w:r>
     </w:p>
     <w:p>
@@ -763,7 +707,7 @@
           <w:color w:val="000000"/>
           <w:sz w:val="24"/>
         </w:rPr>
-        <w:t xml:space="preserve">2. TypeScript es inversión que paga dividendos. </w:t>
+        <w:t xml:space="preserve">2. Separar frontend y backend en repositorios distintos fue correcto. </w:t>
       </w:r>
       <w:r>
         <w:rPr>
@@ -773,7 +717,7 @@
           <w:color w:val="000000"/>
           <w:sz w:val="24"/>
         </w:rPr>
-        <w:t>Type safety previno ~40% de defectos que hubieran surgido en runtime. Curva aprendizaje inicial (1–2 semanas) se compensó con reducción de debugging.</w:t>
+        <w:t>Repositorios independientes (siladocs-frontend + siladocs-backend) permitieron pipelines CI/CD separadas, ciclos de release independientes, y equipos dedicados a cada capa sin conflictos de merge.</w:t>
       </w:r>
     </w:p>
     <w:p>
@@ -789,7 +733,7 @@
           <w:color w:val="000000"/>
           <w:sz w:val="24"/>
         </w:rPr>
-        <w:t xml:space="preserve">3. Monitoreo y observabilidad desde día 1. </w:t>
+        <w:t xml:space="preserve">3. Spring Boot Actuator es observabilidad gratuita. </w:t>
       </w:r>
       <w:r>
         <w:rPr>
@@ -799,7 +743,7 @@
           <w:color w:val="000000"/>
           <w:sz w:val="24"/>
         </w:rPr>
-        <w:t>Agregar Application Insights al inicio hubiera detectado problemas tempranamente. Se recomienda: logging estructurado desde inicio, no agregado después.</w:t>
+        <w:t>Activar Actuator desde el inicio (spring-boot-starter-actuator) y exportar métricas a Azure Monitor no tuvo costo adicional y proporcionó visibilidad completa del estado JVM, conexiones y endpoints.</w:t>
       </w:r>
     </w:p>
     <w:p>
@@ -815,7 +759,7 @@
           <w:color w:val="000000"/>
           <w:sz w:val="24"/>
         </w:rPr>
-        <w:t xml:space="preserve">4. Testing en pirámide: unitarios &gt; e2e &gt; manual. </w:t>
+        <w:t xml:space="preserve">4. Hyperledger Fabric requiere operador especializado. </w:t>
       </w:r>
       <w:r>
         <w:rPr>
@@ -825,7 +769,7 @@
           <w:color w:val="000000"/>
           <w:sz w:val="24"/>
         </w:rPr>
-        <w:t>Invertir en tests unitarios (Jest) fue más costo-efectivo que pruebas e2e. La relación ideal es 70% unit, 20% integration, 10% e2e.</w:t>
+        <w:t>La gestión de peers, orderers, canales y certificados Fabric es compleja. Se recomienda designar un ingeniero de blockchain dedicado y documentar todos los procedimientos de operación en runbooks.</w:t>
       </w:r>
     </w:p>
     <w:p>
@@ -841,7 +785,7 @@
           <w:color w:val="000000"/>
           <w:sz w:val="24"/>
         </w:rPr>
-        <w:t xml:space="preserve">5. Documentación viva (docs-as-code). </w:t>
+        <w:t xml:space="preserve">5. Testing en Spring Boot: usar @SpringBootTest con moderación. </w:t>
       </w:r>
       <w:r>
         <w:rPr>
@@ -851,7 +795,7 @@
           <w:color w:val="000000"/>
           <w:sz w:val="24"/>
         </w:rPr>
-        <w:t>Markdown en repo + Swagger API docs automatizados fueron más efectivos que documentación estática. Se recomienda: (a) docstrings en código; (b) ADRs (Architecture Decision Records) para decisiones técnicas.</w:t>
+        <w:t>Tests de integración con contexto completo (@SpringBootTest) son lentos (10–30 s por test). Preferir slices (@WebMvcTest para controllers, @DataJpaTest para repos) para mantener la suite de tests rápida (&lt; 2 min total).</w:t>
       </w:r>
     </w:p>
     <w:p>
@@ -883,7 +827,7 @@
           <w:color w:val="000000"/>
           <w:sz w:val="24"/>
         </w:rPr>
-        <w:t>Prioridad 1: Integraciones Nativas (Google Drive, OneDrive)</w:t>
+        <w:t xml:space="preserve">P1: Integraciones con Google Drive y OneDrive (40 h). </w:t>
       </w:r>
       <w:r>
         <w:rPr>
@@ -893,8 +837,7 @@
           <w:color w:val="000000"/>
           <w:sz w:val="24"/>
         </w:rPr>
-        <w:br/>
-        <w:t>Permitir importación directa de documentos sin carga manual. Esfuerzo estimado: 40 h. Impacto: +25% adopción.</w:t>
+        <w:t>Importación directa de documentos con OAuth 2.0. +25% en adopción esperada.</w:t>
       </w:r>
     </w:p>
     <w:p>
@@ -910,7 +853,7 @@
           <w:color w:val="000000"/>
           <w:sz w:val="24"/>
         </w:rPr>
-        <w:t>Prioridad 2: Single Sign-On (SAML 2.0 / OIDC)</w:t>
+        <w:t xml:space="preserve">P2: SSO con SAML 2.0 / OIDC en Spring Security (30 h). </w:t>
       </w:r>
       <w:r>
         <w:rPr>
@@ -920,8 +863,7 @@
           <w:color w:val="000000"/>
           <w:sz w:val="24"/>
         </w:rPr>
-        <w:br/>
-        <w:t>Integración con directorio corporativo de la institución. Esfuerzo: 30 h. Impacto: -80% fricciones de login.</w:t>
+        <w:t>Autenticación federada con directorio corporativo universitario.</w:t>
       </w:r>
     </w:p>
     <w:p>
@@ -937,7 +879,7 @@
           <w:color w:val="000000"/>
           <w:sz w:val="24"/>
         </w:rPr>
-        <w:t>Prioridad 3: Búsqueda Avanzada con Elasticsearch</w:t>
+        <w:t xml:space="preserve">P3: Caché Redis ampliado + Pool de conexiones Fabric (20 h). </w:t>
       </w:r>
       <w:r>
         <w:rPr>
@@ -947,8 +889,7 @@
           <w:color w:val="000000"/>
           <w:sz w:val="24"/>
         </w:rPr>
-        <w:br/>
-        <w:t>Actualmente búsqueda es exacta en PostgreSQL. Elasticsearch permitiría búsqueda full-text y facetada. Esfuerzo: 35 h.</w:t>
+        <w:t>Reducir latencia a p95 &lt; 800 ms y soportar 2,000+ usuarios.</w:t>
       </w:r>
     </w:p>
     <w:p>
@@ -964,7 +905,7 @@
           <w:color w:val="000000"/>
           <w:sz w:val="24"/>
         </w:rPr>
-        <w:t>Prioridad 4: Mobile App (React Native)</w:t>
+        <w:t xml:space="preserve">P4: Spring Batch para reportes masivos (35 h). </w:t>
       </w:r>
       <w:r>
         <w:rPr>
@@ -974,8 +915,7 @@
           <w:color w:val="000000"/>
           <w:sz w:val="24"/>
         </w:rPr>
-        <w:br/>
-        <w:t>App nativa para iOS/Android. Esfuerzo: 120 h. Impacto: acceso en terreno.</w:t>
+        <w:t>Generación nocturna de reportes de auditoría sin impacto en producción.</w:t>
       </w:r>
     </w:p>
     <w:p>
@@ -991,7 +931,7 @@
           <w:color w:val="000000"/>
           <w:sz w:val="24"/>
         </w:rPr>
-        <w:t>Prioridad 5: Analytics y Reportería</w:t>
+        <w:t xml:space="preserve">P5: Migración a Spring WebFlux (reactivo) (80 h). </w:t>
       </w:r>
       <w:r>
         <w:rPr>
@@ -1001,8 +941,7 @@
           <w:color w:val="000000"/>
           <w:sz w:val="24"/>
         </w:rPr>
-        <w:br/>
-        <w:t>Dashboard de uso, auditoría de accesos, reportes de cumplimiento regulatorio. Esfuerzo: 50 h.</w:t>
+        <w:t>Si se requiere escalar a 10,000+ usuarios, Spring WebFlux ofrece I/O no bloqueante con menor uso de threads.</w:t>
       </w:r>
     </w:p>
     <w:p>
@@ -1018,108 +957,7 @@
           <w:color w:val="000000"/>
           <w:sz w:val="24"/>
         </w:rPr>
-        <w:t>7. Recomendaciones para Instituciones Adoptantes</w:t>
-      </w:r>
-    </w:p>
-    <w:p>
-      <w:pPr>
-        <w:spacing w:line="480" w:lineRule="auto"/>
-        <w:ind w:left="720"/>
-      </w:pPr>
-      <w:r>
-        <w:rPr>
-          <w:rFonts w:ascii="Times New Roman" w:hAnsi="Times New Roman"/>
-          <w:b w:val="0"/>
-          <w:i w:val="0"/>
-          <w:color w:val="000000"/>
-          <w:sz w:val="24"/>
-        </w:rPr>
-        <w:t>1. Designar un responsable de tecnología en la institución (CTO local) para alineamiento de requisitos y soporte post-implementación.</w:t>
-      </w:r>
-    </w:p>
-    <w:p>
-      <w:pPr>
-        <w:spacing w:line="480" w:lineRule="auto"/>
-        <w:ind w:left="720"/>
-      </w:pPr>
-      <w:r>
-        <w:rPr>
-          <w:rFonts w:ascii="Times New Roman" w:hAnsi="Times New Roman"/>
-          <w:b w:val="0"/>
-          <w:i w:val="0"/>
-          <w:color w:val="000000"/>
-          <w:sz w:val="24"/>
-        </w:rPr>
-        <w:t>2. Capacitar a 2–3 administradores del sistema sobre backup, recuperación y alertas. SilaDocs requiere supervisión mínima (10 h/mes).</w:t>
-      </w:r>
-    </w:p>
-    <w:p>
-      <w:pPr>
-        <w:spacing w:line="480" w:lineRule="auto"/>
-        <w:ind w:left="720"/>
-      </w:pPr>
-      <w:r>
-        <w:rPr>
-          <w:rFonts w:ascii="Times New Roman" w:hAnsi="Times New Roman"/>
-          <w:b w:val="0"/>
-          <w:i w:val="0"/>
-          <w:color w:val="000000"/>
-          <w:sz w:val="24"/>
-        </w:rPr>
-        <w:t>3. Establecer SLO explícito con el proveedor (SLA): uptime 99.5%, latencia p95 &lt; 2s, MTTR &lt; 60 min. Incluir penalización por incumplimiento.</w:t>
-      </w:r>
-    </w:p>
-    <w:p>
-      <w:pPr>
-        <w:spacing w:line="480" w:lineRule="auto"/>
-        <w:ind w:left="720"/>
-      </w:pPr>
-      <w:r>
-        <w:rPr>
-          <w:rFonts w:ascii="Times New Roman" w:hAnsi="Times New Roman"/>
-          <w:b w:val="0"/>
-          <w:i w:val="0"/>
-          <w:color w:val="000000"/>
-          <w:sz w:val="24"/>
-        </w:rPr>
-        <w:t>4. Implementar flujo de cambio formal: cambios a datos -&gt; aprobación -&gt; staging -&gt; producción. Blockchain requiere precisión en datos.</w:t>
-      </w:r>
-    </w:p>
-    <w:p>
-      <w:pPr>
-        <w:spacing w:line="480" w:lineRule="auto"/>
-        <w:ind w:left="720"/>
-      </w:pPr>
-      <w:r>
-        <w:rPr>
-          <w:rFonts w:ascii="Times New Roman" w:hAnsi="Times New Roman"/>
-          <w:b w:val="0"/>
-          <w:i w:val="0"/>
-          <w:color w:val="000000"/>
-          <w:sz w:val="24"/>
-        </w:rPr>
-        <w:t>5. Considerar multi-institución: SilaDocs puede federar múltiples instituciones para reconocimiento mutuo de créditos. Arquitectura actual soporta esto en Fase 2.</w:t>
-      </w:r>
-    </w:p>
-    <w:p>
-      <w:r>
-        <w:br w:type="page"/>
-      </w:r>
-    </w:p>
-    <w:p>
-      <w:pPr>
-        <w:spacing w:line="480" w:lineRule="auto" w:before="0" w:after="0"/>
-        <w:jc w:val="center"/>
-      </w:pPr>
-      <w:r>
-        <w:rPr>
-          <w:rFonts w:ascii="Times New Roman" w:hAnsi="Times New Roman"/>
-          <w:b/>
-          <w:i w:val="0"/>
-          <w:color w:val="000000"/>
-          <w:sz w:val="24"/>
-        </w:rPr>
-        <w:t>8. Impacto Esperado en el Sector Educativo</w:t>
+        <w:t>7. Reflexión Final</w:t>
       </w:r>
     </w:p>
     <w:p>
@@ -1136,161 +974,7 @@
           <w:color w:val="000000"/>
           <w:sz w:val="24"/>
         </w:rPr>
-        <w:t>La adopción de SilaDocs podría generar los siguientes impactos en el sector educativo:</w:t>
-      </w:r>
-    </w:p>
-    <w:p>
-      <w:pPr>
-        <w:spacing w:line="480" w:lineRule="auto"/>
-        <w:ind w:left="720"/>
-      </w:pPr>
-      <w:r>
-        <w:rPr>
-          <w:rFonts w:ascii="Times New Roman" w:hAnsi="Times New Roman"/>
-          <w:b/>
-          <w:i w:val="0"/>
-          <w:color w:val="000000"/>
-          <w:sz w:val="24"/>
-        </w:rPr>
-        <w:t>Reducción de fraude documentario:</w:t>
-      </w:r>
-      <w:r>
-        <w:rPr>
-          <w:rFonts w:ascii="Times New Roman" w:hAnsi="Times New Roman"/>
-          <w:b w:val="0"/>
-          <w:i w:val="0"/>
-          <w:color w:val="000000"/>
-          <w:sz w:val="24"/>
-        </w:rPr>
-        <w:t xml:space="preserve"> 95% de intentos de falsificación de sílabos serían detectados mediante verificación blockchain.</w:t>
-      </w:r>
-    </w:p>
-    <w:p>
-      <w:pPr>
-        <w:spacing w:line="480" w:lineRule="auto"/>
-        <w:ind w:left="720"/>
-      </w:pPr>
-      <w:r>
-        <w:rPr>
-          <w:rFonts w:ascii="Times New Roman" w:hAnsi="Times New Roman"/>
-          <w:b/>
-          <w:i w:val="0"/>
-          <w:color w:val="000000"/>
-          <w:sz w:val="24"/>
-        </w:rPr>
-        <w:t>Interoperabilidad institucional:</w:t>
-      </w:r>
-      <w:r>
-        <w:rPr>
-          <w:rFonts w:ascii="Times New Roman" w:hAnsi="Times New Roman"/>
-          <w:b w:val="0"/>
-          <w:i w:val="0"/>
-          <w:color w:val="000000"/>
-          <w:sz w:val="24"/>
-        </w:rPr>
-        <w:t xml:space="preserve"> Instituciones diferentes podrían verificar autenticidad de sílabos de otros sin contacto manual.</w:t>
-      </w:r>
-    </w:p>
-    <w:p>
-      <w:pPr>
-        <w:spacing w:line="480" w:lineRule="auto"/>
-        <w:ind w:left="720"/>
-      </w:pPr>
-      <w:r>
-        <w:rPr>
-          <w:rFonts w:ascii="Times New Roman" w:hAnsi="Times New Roman"/>
-          <w:b/>
-          <w:i w:val="0"/>
-          <w:color w:val="000000"/>
-          <w:sz w:val="24"/>
-        </w:rPr>
-        <w:t>Mejora de gobernanza académica:</w:t>
-      </w:r>
-      <w:r>
-        <w:rPr>
-          <w:rFonts w:ascii="Times New Roman" w:hAnsi="Times New Roman"/>
-          <w:b w:val="0"/>
-          <w:i w:val="0"/>
-          <w:color w:val="000000"/>
-          <w:sz w:val="24"/>
-        </w:rPr>
-        <w:t xml:space="preserve"> Trazabilidad completa de cambios en sílabos (quién cambió qué, cuándo, por qué) facilita auditorías regulatorias.</w:t>
-      </w:r>
-    </w:p>
-    <w:p>
-      <w:pPr>
-        <w:spacing w:line="480" w:lineRule="auto"/>
-        <w:ind w:left="720"/>
-      </w:pPr>
-      <w:r>
-        <w:rPr>
-          <w:rFonts w:ascii="Times New Roman" w:hAnsi="Times New Roman"/>
-          <w:b/>
-          <w:i w:val="0"/>
-          <w:color w:val="000000"/>
-          <w:sz w:val="24"/>
-        </w:rPr>
-        <w:t>Aceleración de reconocimiento de créditos:</w:t>
-      </w:r>
-      <w:r>
-        <w:rPr>
-          <w:rFonts w:ascii="Times New Roman" w:hAnsi="Times New Roman"/>
-          <w:b w:val="0"/>
-          <w:i w:val="0"/>
-          <w:color w:val="000000"/>
-          <w:sz w:val="24"/>
-        </w:rPr>
-        <w:t xml:space="preserve"> Estudiantes trasladados pueden comprobar equivalencia de cursos automáticamente.</w:t>
-      </w:r>
-    </w:p>
-    <w:p>
-      <w:pPr>
-        <w:spacing w:line="480" w:lineRule="auto" w:before="0" w:after="0"/>
-        <w:jc w:val="center"/>
-      </w:pPr>
-      <w:r>
-        <w:rPr>
-          <w:rFonts w:ascii="Times New Roman" w:hAnsi="Times New Roman"/>
-          <w:b/>
-          <w:i w:val="0"/>
-          <w:color w:val="000000"/>
-          <w:sz w:val="24"/>
-        </w:rPr>
-        <w:t>9. Reflexión Final</w:t>
-      </w:r>
-    </w:p>
-    <w:p>
-      <w:pPr>
-        <w:spacing w:line="480" w:lineRule="auto" w:before="0" w:after="0"/>
-        <w:ind w:firstLine="720"/>
-        <w:jc w:val="left"/>
-      </w:pPr>
-      <w:r>
-        <w:rPr>
-          <w:rFonts w:ascii="Times New Roman" w:hAnsi="Times New Roman"/>
-          <w:b w:val="0"/>
-          <w:i w:val="0"/>
-          <w:color w:val="000000"/>
-          <w:sz w:val="24"/>
-        </w:rPr>
-        <w:t>El desarrollo de SilaDocs fue un ejercicio completo de ingeniería de software: especificación de requisitos, diseño arquitectónico, implementación ágil, validación rigurosa, y operación sostenible. Los desafíos principales fueron: (1) integrar blockchain sin comprometer usabilidad; (2) lograr disponibilidad 24/7 con equipo pequeño; (3) explicar a usuarios no-técnicos por qué blockchain añade valor. La solución final demuestra que blockchain puede ser herramienta práctica (no solo teórica) en educación, siempre que se enfoque en problemas reales (fraude, trazabilidad) y no en hype.</w:t>
-      </w:r>
-    </w:p>
-    <w:p>
-      <w:pPr>
-        <w:spacing w:line="480" w:lineRule="auto" w:before="0" w:after="0"/>
-        <w:ind w:firstLine="720"/>
-        <w:jc w:val="left"/>
-      </w:pPr>
-      <w:r>
-        <w:rPr>
-          <w:rFonts w:ascii="Times New Roman" w:hAnsi="Times New Roman"/>
-          <w:b w:val="0"/>
-          <w:i w:val="0"/>
-          <w:color w:val="000000"/>
-          <w:sz w:val="24"/>
-        </w:rPr>
-        <w:t>Se recomienda documentar este proyecto como caso de estudio para que otras instituciones educativas se animen a adoptar modelos similares. El código, documentación y lecciones aprendidas quedan disponibles como referencia para comunidad educativa.</w:t>
+        <w:t>El desarrollo de SilaDocs fue un ejercicio completo de ingeniería de software: especificación de requisitos, diseño de API REST con Spring Boot, integración con blockchain, y operación sostenible en nube. Los desafíos principales fueron: (1) integrar Hyperledger Fabric sin comprometer la simplicidad de la API Spring; (2) lograr disponibilidad 24/7 en Azure App Service con equipo pequeño; (3) garantizar consistencia de datos entre PostgreSQL y el ledger de Fabric. La solución demuestra que Spring Boot es una plataforma madura y confiable para sistemas críticos en educación, con ecosistema de herramientas que aceleran desarrollo y operación.</w:t>
       </w:r>
     </w:p>
     <w:p>
@@ -1327,7 +1011,7 @@
           <w:color w:val="000000"/>
           <w:sz w:val="24"/>
         </w:rPr>
-        <w:t>Cohn, M. (2009). Succeeding with agile: Software development using Scrum. Addison-Wesley.</w:t>
+        <w:t>Bangor, A., Kortum, P. T., &amp; Miller, J. T. (2008). An empirical evaluation of the System Usability Scale. International Journal of Human-Computer Interaction, 24(6), 574–594.</w:t>
       </w:r>
     </w:p>
     <w:p>
@@ -1343,7 +1027,7 @@
           <w:color w:val="000000"/>
           <w:sz w:val="24"/>
         </w:rPr>
-        <w:t>Dyson, B. (2016). Observability engineering: Making software reliable. Radeq, Inc.</w:t>
+        <w:t>Hyperledger Foundation. (2023). Hyperledger Fabric v2.5 documentation. Linux Foundation. https://hyperledger-fabric.readthedocs.io/</w:t>
       </w:r>
     </w:p>
     <w:p>
@@ -1360,6 +1044,22 @@
           <w:sz w:val="24"/>
         </w:rPr>
         <w:t>ISO/IEC. (2023). ISO/IEC 25010:2023 — Product quality model. International Organization for Standardization.</w:t>
+      </w:r>
+    </w:p>
+    <w:p>
+      <w:pPr>
+        <w:spacing w:line="480" w:lineRule="auto"/>
+        <w:ind w:left="720" w:hanging="720"/>
+      </w:pPr>
+      <w:r>
+        <w:rPr>
+          <w:rFonts w:ascii="Times New Roman" w:hAnsi="Times New Roman"/>
+          <w:b w:val="0"/>
+          <w:i w:val="0"/>
+          <w:color w:val="000000"/>
+          <w:sz w:val="24"/>
+        </w:rPr>
+        <w:t>Microsoft. (2024). Deploy Spring Boot apps to Azure App Service. https://learn.microsoft.com/en-us/azure/app-service/quickstart-java</w:t>
       </w:r>
     </w:p>
     <w:p>
@@ -1392,6 +1092,38 @@
           <w:sz w:val="24"/>
         </w:rPr>
         <w:t>Nygard, M. T. (2018). Release it! Design and deploy production-ready software (2.ª ed.). Pragmatic Bookshelf.</w:t>
+      </w:r>
+    </w:p>
+    <w:p>
+      <w:pPr>
+        <w:spacing w:line="480" w:lineRule="auto"/>
+        <w:ind w:left="720" w:hanging="720"/>
+      </w:pPr>
+      <w:r>
+        <w:rPr>
+          <w:rFonts w:ascii="Times New Roman" w:hAnsi="Times New Roman"/>
+          <w:b w:val="0"/>
+          <w:i w:val="0"/>
+          <w:color w:val="000000"/>
+          <w:sz w:val="24"/>
+        </w:rPr>
+        <w:t>Pivotal. (2023). Spring Boot Reference Documentation (v3.2.x). VMware Tanzu. https://docs.spring.io/spring-boot/docs/3.2.x/reference/html/</w:t>
+      </w:r>
+    </w:p>
+    <w:p>
+      <w:pPr>
+        <w:spacing w:line="480" w:lineRule="auto"/>
+        <w:ind w:left="720" w:hanging="720"/>
+      </w:pPr>
+      <w:r>
+        <w:rPr>
+          <w:rFonts w:ascii="Times New Roman" w:hAnsi="Times New Roman"/>
+          <w:b w:val="0"/>
+          <w:i w:val="0"/>
+          <w:color w:val="000000"/>
+          <w:sz w:val="24"/>
+        </w:rPr>
+        <w:t>Walls, C. (2022). Spring in action (6.ª ed.). Manning Publications.</w:t>
       </w:r>
     </w:p>
     <w:sectPr>
